--- a/docs/2_Requirements_Specification_SRS.docx
+++ b/docs/2_Requirements_Specification_SRS.docx
@@ -17,7 +17,7 @@
           <w:b/>
           <w:sz w:val="32"/>
         </w:rPr>
-        <w:t>SCHOOL MANAGEMENT SYSTEM FOR KYAMATU PRIMARY SCHOOL</w:t>
+        <w:t>SCHOOL MANAGEMENT SYSTEM FOR MATUNDU PRIMARY SCHOOL</w:t>
       </w:r>
     </w:p>
     <w:p/>
@@ -116,7 +116,7 @@
     </w:p>
     <w:p>
       <w:r>
-        <w:t>This SRS describes the functional and non-functional requirements for the School Management System for Kyamatu Primary School. It serves as the contractual basis between the developer and the school.</w:t>
+        <w:t>This SRS describes the functional and non-functional requirements for the School Management System for Matundu Primary School. It serves as the contractual basis between the developer and the school.</w:t>
       </w:r>
     </w:p>
     <w:p>
